--- a/docx/SETUP-GUIDE.docx
+++ b/docx/SETUP-GUIDE.docx
@@ -355,6 +355,52 @@
       </w:r>
       <w:r>
         <w:t xml:space="preserve">, etc.)</w:t>
+      </w:r>
+    </w:p>
+    <w:p>
+      <w:pPr>
+        <w:pStyle w:val="Compact"/>
+        <w:numPr>
+          <w:ilvl w:val="0"/>
+          <w:numId w:val="1002"/>
+        </w:numPr>
+      </w:pPr>
+      <w:r>
+        <w:rPr>
+          <w:rStyle w:val="VerbatimChar"/>
+          <w:b/>
+          <w:bCs/>
+        </w:rPr>
+        <w:t xml:space="preserve">HPEOneView.1000</w:t>
+      </w:r>
+      <w:r>
+        <w:t xml:space="preserve"> </w:t>
+      </w:r>
+      <w:r>
+        <w:t xml:space="preserve">module — HPE OneView API integration (session management, server inventory, maintenance mode)</w:t>
+      </w:r>
+    </w:p>
+    <w:p>
+      <w:pPr>
+        <w:pStyle w:val="Compact"/>
+        <w:numPr>
+          <w:ilvl w:val="0"/>
+          <w:numId w:val="1002"/>
+        </w:numPr>
+      </w:pPr>
+      <w:r>
+        <w:rPr>
+          <w:rStyle w:val="VerbatimChar"/>
+          <w:b/>
+          <w:bCs/>
+        </w:rPr>
+        <w:t xml:space="preserve">HPRESTCmdlets</w:t>
+      </w:r>
+      <w:r>
+        <w:t xml:space="preserve"> </w:t>
+      </w:r>
+      <w:r>
+        <w:t xml:space="preserve">module (v1.2.0.0, Windows-only) — HPE iLO REST/SSO operations for virtual media mounting and power control</w:t>
       </w:r>
     </w:p>
     <w:p>
